--- a/reports/AI_Adoption_Research_Report.docx
+++ b/reports/AI_Adoption_Research_Report.docx
@@ -48,7 +48,7 @@
           <w:sz w:val="20"/>
           <w:szCs w:val="20"/>
         </w:rPr>
-        <w:t xml:space="preserve">Author: Mo  |  Date: April 2026  |  Topic Check-in</w:t>
+        <w:t xml:space="preserve">Author: Mohamed Abdel-Hamid  |  Date: April 2026  |  Topic Check-in</w:t>
       </w:r>
     </w:p>
     <w:p>
